--- a/ideas/base.docx
+++ b/ideas/base.docx
@@ -18,7 +18,13 @@
         <w:rPr>
           <w:lang w:val="en-IN"/>
         </w:rPr>
-        <w:t>: Behavioural Economics</w:t>
+        <w:t>: Behavio</w:t>
+      </w:r>
+      <w:r>
+        <w:rPr>
+          <w:lang w:val="en-IN"/>
+        </w:rPr>
+        <w:t>ral econ/finance, Urban design, Gender disparities</w:t>
       </w:r>
     </w:p>
     <w:p>
@@ -57,7 +63,10 @@
         <w:t xml:space="preserve">and human behaviour. </w:t>
       </w:r>
       <w:r>
-        <w:t>I’m really into people-centric roles where I can observe and deliver precisely.</w:t>
+        <w:t xml:space="preserve">I’m really into people-centric roles where I can observe and </w:t>
+      </w:r>
+      <w:r>
+        <w:t>ideate tangentially.</w:t>
       </w:r>
     </w:p>
     <w:p/>
@@ -113,25 +122,7 @@
         <w:rPr>
           <w:lang w:val="en-IN"/>
         </w:rPr>
-        <w:t xml:space="preserve">Lately </w:t>
-      </w:r>
-      <w:r>
-        <w:rPr>
-          <w:lang w:val="en-IN"/>
-        </w:rPr>
-        <w:t xml:space="preserve">I’ve been thinking about </w:t>
-      </w:r>
-      <w:r>
-        <w:rPr>
-          <w:lang w:val="en-IN"/>
-        </w:rPr>
-        <w:t xml:space="preserve">how cognitive inconsistencies shape </w:t>
-      </w:r>
-      <w:r>
-        <w:rPr>
-          <w:lang w:val="en-IN"/>
-        </w:rPr>
-        <w:t>microeconomic decisions and how they aggregate on the larger scale.</w:t>
+        <w:t>My Mum’s always told me that I’m an observant person, perhaps when I was 5 years old I asked her why she , It followed naturally from looking at people or phenomena and asking “ok but why?” and digging deeper to find out before another fleeting thought captures me and takes me on a ride.</w:t>
       </w:r>
     </w:p>
     <w:p>
@@ -176,25 +167,31 @@
         </w:rPr>
         <w:t xml:space="preserve"> differential equations, time series, game theory, applied econometrics and I ended up TA-ing Mathematical Methods for Economics II and Python Programming, which I think says more about stubbornness than talent.</w:t>
       </w:r>
-    </w:p>
-    <w:p>
-      <w:r>
-        <w:t xml:space="preserve">I'm looking to work in fintech analytics, quantitative research, or </w:t>
+      <w:r>
+        <w:rPr>
+          <w:lang w:val="en-IN"/>
+        </w:rPr>
+        <w:t xml:space="preserve"> I am just starting out at NUS and I’m really looking forward to explore more behavioural science topics.</w:t>
+      </w:r>
+    </w:p>
+    <w:p>
+      <w:r>
+        <w:t xml:space="preserve">I'm looking to work in fintech analytics, </w:t>
+      </w:r>
+      <w:r>
+        <w:t>investment</w:t>
+      </w:r>
+      <w:r>
+        <w:t xml:space="preserve"> research, or </w:t>
       </w:r>
       <w:r>
         <w:t>behaviour</w:t>
       </w:r>
       <w:r>
-        <w:t xml:space="preserve">-based policy. If the role involves turning </w:t>
-      </w:r>
-      <w:r>
-        <w:t>messy, complex data</w:t>
-      </w:r>
-      <w:r>
-        <w:t xml:space="preserve"> into</w:t>
-      </w:r>
-      <w:r>
-        <w:t xml:space="preserve"> inferring</w:t>
+        <w:t xml:space="preserve">-based policy. If the role involves </w:t>
+      </w:r>
+      <w:r>
+        <w:t>inferring</w:t>
       </w:r>
       <w:r>
         <w:t xml:space="preserve"> </w:t>
@@ -212,17 +209,52 @@
         <w:t>count me in.</w:t>
       </w:r>
     </w:p>
-    <w:p>
-      <w:pPr>
-        <w:rPr>
-          <w:lang w:val="en-IN"/>
-        </w:rPr>
-      </w:pPr>
-      <w:r>
-        <w:rPr>
-          <w:lang w:val="en-IN"/>
-        </w:rPr>
-        <w:t>Please click on portfolio to find my projects and  feel free to explore my social links in my contact.</w:t>
+    <w:p/>
+    <w:p>
+      <w:pPr>
+        <w:rPr>
+          <w:lang w:val="en-IN"/>
+        </w:rPr>
+      </w:pPr>
+      <w:r>
+        <w:t xml:space="preserve">I am someone that loves to share my experiences and more so, hear other’s experiences so </w:t>
+      </w:r>
+      <w:r>
+        <w:rPr>
+          <w:lang w:val="en-IN"/>
+        </w:rPr>
+        <w:t xml:space="preserve">feel free </w:t>
+      </w:r>
+      <w:r>
+        <w:rPr>
+          <w:lang w:val="en-IN"/>
+        </w:rPr>
+        <w:t xml:space="preserve">to reach out </w:t>
+      </w:r>
+      <w:r>
+        <w:rPr>
+          <w:lang w:val="en-IN"/>
+        </w:rPr>
+        <w:t>t</w:t>
+      </w:r>
+      <w:r>
+        <w:rPr>
+          <w:lang w:val="en-IN"/>
+        </w:rPr>
+        <w:t xml:space="preserve">hrough my social links! Looking forward to hear from you :) </w:t>
+      </w:r>
+    </w:p>
+    <w:p>
+      <w:pPr>
+        <w:rPr>
+          <w:lang w:val="en-IN"/>
+        </w:rPr>
+      </w:pPr>
+      <w:r>
+        <w:rPr>
+          <w:lang w:val="en-IN"/>
+        </w:rPr>
+        <w:t>I created this site mainly to serve as a portfolio+blog where I write about stuff I find interested just to build a consistent habit. It is going to be more conversational and semi formal.</w:t>
       </w:r>
     </w:p>
     <w:p>
@@ -257,6 +289,12 @@
         </w:rPr>
         <w:t>Event study in nifty 100 markets</w:t>
       </w:r>
+      <w:r>
+        <w:rPr>
+          <w:lang w:val="en-IN"/>
+        </w:rPr>
+        <w:t>-</w:t>
+      </w:r>
     </w:p>
     <w:p>
       <w:pPr>
@@ -340,6 +378,7 @@
         <w:rPr>
           <w:lang w:val="en-IN"/>
         </w:rPr>
+        <w:lastRenderedPageBreak/>
         <w:t>Priming</w:t>
       </w:r>
     </w:p>
@@ -980,6 +1019,7 @@
   <w:style w:type="character" w:default="1" w:styleId="DefaultParagraphFont">
     <w:name w:val="Default Paragraph Font"/>
     <w:uiPriority w:val="1"/>
+    <w:semiHidden/>
     <w:unhideWhenUsed/>
   </w:style>
   <w:style w:type="table" w:default="1" w:styleId="TableNormal">

--- a/ideas/base.docx
+++ b/ideas/base.docx
@@ -1,6 +1,6 @@
 
 <file path=word/document.xml><?xml version="1.0" encoding="utf-8"?>
-<w:document xmlns:wpc="http://schemas.microsoft.com/office/word/2010/wordprocessingCanvas" xmlns:cx="http://schemas.microsoft.com/office/drawing/2014/chartex" xmlns:cx1="http://schemas.microsoft.com/office/drawing/2015/9/8/chartex" xmlns:cx2="http://schemas.microsoft.com/office/drawing/2015/10/21/chartex" xmlns:cx3="http://schemas.microsoft.com/office/drawing/2016/5/9/chartex" xmlns:cx4="http://schemas.microsoft.com/office/drawing/2016/5/10/chartex" xmlns:cx5="http://schemas.microsoft.com/office/drawing/2016/5/11/chartex" xmlns:cx6="http://schemas.microsoft.com/office/drawing/2016/5/12/chartex" xmlns:cx7="http://schemas.microsoft.com/office/drawing/2016/5/13/chartex" xmlns:cx8="http://schemas.microsoft.com/office/drawing/2016/5/14/chartex" xmlns:mc="http://schemas.openxmlformats.org/markup-compatibility/2006" xmlns:aink="http://schemas.microsoft.com/office/drawing/2016/ink" xmlns:am3d="http://schemas.microsoft.com/office/drawing/2017/model3d" xmlns:o="urn:schemas-microsoft-com:office:office" xmlns:oel="http://schemas.microsoft.com/office/2019/extlst" xmlns:r="http://schemas.openxmlformats.org/officeDocument/2006/relationships" xmlns:m="http://schemas.openxmlformats.org/officeDocument/2006/math" xmlns:v="urn:schemas-microsoft-com:vml" xmlns:wp14="http://schemas.microsoft.com/office/word/2010/wordprocessingDrawing" xmlns:wp="http://schemas.openxmlformats.org/drawingml/2006/wordprocessingDrawing" xmlns:w10="urn:schemas-microsoft-com:office:word" xmlns:w="http://schemas.openxmlformats.org/wordprocessingml/2006/main" xmlns:w14="http://schemas.microsoft.com/office/word/2010/wordml" xmlns:w15="http://schemas.microsoft.com/office/word/2012/wordml" xmlns:w16cex="http://schemas.microsoft.com/office/word/2018/wordml/cex" xmlns:w16cid="http://schemas.microsoft.com/office/word/2016/wordml/cid" xmlns:w16="http://schemas.microsoft.com/office/word/2018/wordml" xmlns:w16du="http://schemas.microsoft.com/office/word/2023/wordml/word16du" xmlns:w16sdtdh="http://schemas.microsoft.com/office/word/2020/wordml/sdtdatahash" xmlns:w16sdtfl="http://schemas.microsoft.com/office/word/2024/wordml/sdtformatlock" xmlns:w16se="http://schemas.microsoft.com/office/word/2015/wordml/symex" xmlns:wpg="http://schemas.microsoft.com/office/word/2010/wordprocessingGroup" xmlns:wpi="http://schemas.microsoft.com/office/word/2010/wordprocessingInk" xmlns:wne="http://schemas.microsoft.com/office/word/2006/wordml" xmlns:wps="http://schemas.microsoft.com/office/word/2010/wordprocessingShape" mc:Ignorable="w14 w15 w16se w16cid w16 w16cex w16sdtdh w16sdtfl w16du wp14">
+<w:document xmlns:wpc="http://schemas.microsoft.com/office/word/2010/wordprocessingCanvas" xmlns:cx="http://schemas.microsoft.com/office/drawing/2014/chartex" xmlns:cx1="http://schemas.microsoft.com/office/drawing/2015/9/8/chartex" xmlns:cx2="http://schemas.microsoft.com/office/drawing/2015/10/21/chartex" xmlns:cx3="http://schemas.microsoft.com/office/drawing/2016/5/9/chartex" xmlns:cx4="http://schemas.microsoft.com/office/drawing/2016/5/10/chartex" xmlns:cx5="http://schemas.microsoft.com/office/drawing/2016/5/11/chartex" xmlns:cx6="http://schemas.microsoft.com/office/drawing/2016/5/12/chartex" xmlns:cx7="http://schemas.microsoft.com/office/drawing/2016/5/13/chartex" xmlns:cx8="http://schemas.microsoft.com/office/drawing/2016/5/14/chartex" xmlns:mc="http://schemas.openxmlformats.org/markup-compatibility/2006" xmlns:aink="http://schemas.microsoft.com/office/drawing/2016/ink" xmlns:am3d="http://schemas.microsoft.com/office/drawing/2017/model3d" xmlns:o="urn:schemas-microsoft-com:office:office" xmlns:oel="http://schemas.microsoft.com/office/2019/extlst" xmlns:r="http://schemas.openxmlformats.org/officeDocument/2006/relationships" xmlns:m="http://schemas.openxmlformats.org/officeDocument/2006/math" xmlns:v="urn:schemas-microsoft-com:vml" xmlns:wp14="http://schemas.microsoft.com/office/word/2010/wordprocessingDrawing" xmlns:wp="http://schemas.openxmlformats.org/drawingml/2006/wordprocessingDrawing" xmlns:w10="urn:schemas-microsoft-com:office:word" xmlns:w="http://schemas.openxmlformats.org/wordprocessingml/2006/main" xmlns:w14="http://schemas.microsoft.com/office/word/2010/wordml" xmlns:w15="http://schemas.microsoft.com/office/word/2012/wordml" xmlns:w16cei="http://schemas.microsoft.com/office/word/2026/wordml/cei" xmlns:w16cex="http://schemas.microsoft.com/office/word/2018/wordml/cex" xmlns:w16cid="http://schemas.microsoft.com/office/word/2016/wordml/cid" xmlns:w16="http://schemas.microsoft.com/office/word/2018/wordml" xmlns:w16du="http://schemas.microsoft.com/office/word/2023/wordml/word16du" xmlns:w16sdtdh="http://schemas.microsoft.com/office/word/2020/wordml/sdtdatahash" xmlns:w16sdtfl="http://schemas.microsoft.com/office/word/2024/wordml/sdtformatlock" xmlns:w16se="http://schemas.microsoft.com/office/word/2015/wordml/symex" xmlns:wpg="http://schemas.microsoft.com/office/word/2010/wordprocessingGroup" xmlns:wpi="http://schemas.microsoft.com/office/word/2010/wordprocessingInk" xmlns:wne="http://schemas.microsoft.com/office/word/2006/wordml" xmlns:wps="http://schemas.microsoft.com/office/word/2010/wordprocessingShape" mc:Ignorable="w14 w15 w16se w16cid w16 w16cex w16sdtdh w16sdtfl w16du wp14">
   <w:body>
     <w:p>
       <w:pPr>
@@ -24,7 +24,25 @@
         <w:rPr>
           <w:lang w:val="en-IN"/>
         </w:rPr>
-        <w:t>ral econ/finance, Urban design, Gender disparities</w:t>
+        <w:t xml:space="preserve">ral </w:t>
+      </w:r>
+      <w:r>
+        <w:rPr>
+          <w:lang w:val="en-IN"/>
+        </w:rPr>
+        <w:t>Econ</w:t>
+      </w:r>
+      <w:r>
+        <w:rPr>
+          <w:lang w:val="en-IN"/>
+        </w:rPr>
+        <w:t xml:space="preserve">, </w:t>
+      </w:r>
+      <w:r>
+        <w:rPr>
+          <w:lang w:val="en-IN"/>
+        </w:rPr>
+        <w:t>Decision Science, Gender disparities</w:t>
       </w:r>
     </w:p>
     <w:p>
@@ -37,13 +55,7 @@
         <w:rPr>
           <w:lang w:val="en-IN"/>
         </w:rPr>
-        <w:t xml:space="preserve">Remove (mapping global patterns) </w:t>
-      </w:r>
-      <w:r>
-        <w:rPr>
-          <w:lang w:val="en-IN"/>
-        </w:rPr>
-        <w:t>and add Exploring Irrational economics</w:t>
+        <w:t>Exploring Irrational economics</w:t>
       </w:r>
     </w:p>
     <w:p>
@@ -86,7 +98,98 @@
         <w:rPr>
           <w:lang w:val="en-IN"/>
         </w:rPr>
-        <w:t>I love to understand what goes on</w:t>
+        <w:t xml:space="preserve">Economics assumes humans are rational. I have met humans. </w:t>
+      </w:r>
+    </w:p>
+    <w:p>
+      <w:pPr>
+        <w:rPr>
+          <w:lang w:val="en-IN"/>
+        </w:rPr>
+      </w:pPr>
+      <w:r>
+        <w:rPr>
+          <w:lang w:val="en-IN"/>
+        </w:rPr>
+        <w:t xml:space="preserve">I mean If we know what the best, most optimal decision is, </w:t>
+      </w:r>
+      <w:r>
+        <w:rPr>
+          <w:lang w:val="en-IN"/>
+        </w:rPr>
+        <w:t>w</w:t>
+      </w:r>
+      <w:r>
+        <w:rPr>
+          <w:lang w:val="en-IN"/>
+        </w:rPr>
+        <w:t xml:space="preserve">hy do we stray away from what economic theory predicts? </w:t>
+      </w:r>
+      <w:r>
+        <w:rPr>
+          <w:lang w:val="en-IN"/>
+        </w:rPr>
+        <w:t>What is the thought process?</w:t>
+      </w:r>
+      <w:r>
+        <w:rPr>
+          <w:lang w:val="en-IN"/>
+        </w:rPr>
+        <w:t>?</w:t>
+      </w:r>
+      <w:r>
+        <w:rPr>
+          <w:lang w:val="en-IN"/>
+        </w:rPr>
+        <w:t>Or what</w:t>
+      </w:r>
+      <w:r>
+        <w:rPr>
+          <w:lang w:val="en-IN"/>
+        </w:rPr>
+        <w:t xml:space="preserve"> even</w:t>
+      </w:r>
+      <w:r>
+        <w:rPr>
+          <w:lang w:val="en-IN"/>
+        </w:rPr>
+        <w:t xml:space="preserve"> influences the decision?</w:t>
+      </w:r>
+      <w:r>
+        <w:rPr>
+          <w:lang w:val="en-IN"/>
+        </w:rPr>
+        <w:t xml:space="preserve">??? </w:t>
+      </w:r>
+      <w:r>
+        <w:rPr>
+          <w:lang w:val="en-IN"/>
+        </w:rPr>
+        <w:t>Having always been a fan of psychology (and</w:t>
+      </w:r>
+      <w:r>
+        <w:rPr>
+          <w:lang w:val="en-IN"/>
+        </w:rPr>
+        <w:t xml:space="preserve"> sometimes an occasional detour into</w:t>
+      </w:r>
+      <w:r>
+        <w:rPr>
+          <w:lang w:val="en-IN"/>
+        </w:rPr>
+        <w:t xml:space="preserve"> neuroscience)</w:t>
+      </w:r>
+      <w:r>
+        <w:rPr>
+          <w:lang w:val="en-IN"/>
+        </w:rPr>
+        <w:t xml:space="preserve"> I want to u</w:t>
+      </w:r>
+      <w:r>
+        <w:rPr>
+          <w:lang w:val="en-IN"/>
+        </w:rPr>
+        <w:t>nderstand what goes on</w:t>
       </w:r>
       <w:r>
         <w:rPr>
@@ -104,25 +207,103 @@
         <w:rPr>
           <w:lang w:val="en-IN"/>
         </w:rPr>
-        <w:t>make decisions and why t</w:t>
-      </w:r>
-      <w:r>
-        <w:rPr>
-          <w:lang w:val="en-IN"/>
-        </w:rPr>
-        <w:t xml:space="preserve">hey </w:t>
-      </w:r>
-      <w:r>
-        <w:rPr>
-          <w:lang w:val="en-IN"/>
-        </w:rPr>
-        <w:t xml:space="preserve">so often stray from what economic theory predicts. </w:t>
-      </w:r>
-      <w:r>
-        <w:rPr>
-          <w:lang w:val="en-IN"/>
-        </w:rPr>
-        <w:t>My Mum’s always told me that I’m an observant person, perhaps when I was 5 years old I asked her why she , It followed naturally from looking at people or phenomena and asking “ok but why?” and digging deeper to find out before another fleeting thought captures me and takes me on a ride.</w:t>
+        <w:t>think and act. This interest made me</w:t>
+      </w:r>
+      <w:r>
+        <w:rPr>
+          <w:lang w:val="en-IN"/>
+        </w:rPr>
+        <w:t xml:space="preserve"> naturally gravitat</w:t>
+      </w:r>
+      <w:r>
+        <w:rPr>
+          <w:lang w:val="en-IN"/>
+        </w:rPr>
+        <w:t>e</w:t>
+      </w:r>
+      <w:r>
+        <w:rPr>
+          <w:lang w:val="en-IN"/>
+        </w:rPr>
+        <w:t xml:space="preserve"> towards behavioural econ</w:t>
+      </w:r>
+      <w:r>
+        <w:rPr>
+          <w:lang w:val="en-IN"/>
+        </w:rPr>
+        <w:t xml:space="preserve"> and decision sciences. </w:t>
+      </w:r>
+      <w:r>
+        <w:rPr>
+          <w:lang w:val="en-IN"/>
+        </w:rPr>
+        <w:t xml:space="preserve">Usually, I like to think about the cognitive biases </w:t>
+      </w:r>
+      <w:r>
+        <w:rPr>
+          <w:lang w:val="en-IN"/>
+        </w:rPr>
+        <w:t>in daily life</w:t>
+      </w:r>
+      <w:r>
+        <w:rPr>
+          <w:lang w:val="en-IN"/>
+        </w:rPr>
+        <w:t xml:space="preserve">, both mine </w:t>
+      </w:r>
+      <w:r>
+        <w:rPr>
+          <w:lang w:val="en-IN"/>
+        </w:rPr>
+        <w:t>and my surrounding</w:t>
+      </w:r>
+      <w:r>
+        <w:rPr>
+          <w:lang w:val="en-IN"/>
+        </w:rPr>
+        <w:t>s.</w:t>
+      </w:r>
+      <w:r>
+        <w:rPr>
+          <w:lang w:val="en-IN"/>
+        </w:rPr>
+        <w:t xml:space="preserve"> </w:t>
+      </w:r>
+      <w:r>
+        <w:rPr>
+          <w:lang w:val="en-IN"/>
+        </w:rPr>
+        <w:t>Th</w:t>
+      </w:r>
+      <w:r>
+        <w:rPr>
+          <w:lang w:val="en-IN"/>
+        </w:rPr>
+        <w:t>e</w:t>
+      </w:r>
+      <w:r>
+        <w:rPr>
+          <w:lang w:val="en-IN"/>
+        </w:rPr>
+        <w:t xml:space="preserve"> topics </w:t>
+      </w:r>
+      <w:r>
+        <w:rPr>
+          <w:lang w:val="en-IN"/>
+        </w:rPr>
+        <w:t>I’m</w:t>
+      </w:r>
+      <w:r>
+        <w:rPr>
+          <w:lang w:val="en-IN"/>
+        </w:rPr>
+        <w:t xml:space="preserve"> interested in change over every couple of weeks but recently I’ve been looking at bounded rationality and rational ignorance. The ideal is to explore and predict decisions under real circumstances</w:t>
+      </w:r>
+      <w:r>
+        <w:rPr>
+          <w:lang w:val="en-IN"/>
+        </w:rPr>
+        <w:t xml:space="preserve"> with intention to make life better, efficient and equal for all.</w:t>
       </w:r>
     </w:p>
     <w:p>
@@ -135,78 +316,500 @@
         <w:rPr>
           <w:lang w:val="en-IN"/>
         </w:rPr>
+        <w:t>Going on a</w:t>
+      </w:r>
+      <w:r>
+        <w:rPr>
+          <w:lang w:val="en-IN"/>
+        </w:rPr>
+        <w:t xml:space="preserve"> tangent</w:t>
+      </w:r>
+      <w:r>
+        <w:rPr>
+          <w:lang w:val="en-IN"/>
+        </w:rPr>
+        <w:t xml:space="preserve">, </w:t>
+      </w:r>
+      <w:r>
+        <w:rPr>
+          <w:lang w:val="en-IN"/>
+        </w:rPr>
+        <w:t xml:space="preserve">I am also a sucker for urban design and moving to Singapore has only made this interest spark more. </w:t>
+      </w:r>
+      <w:r>
+        <w:rPr>
+          <w:lang w:val="en-IN"/>
+        </w:rPr>
+        <w:t>A</w:t>
+      </w:r>
+      <w:r>
+        <w:rPr>
+          <w:lang w:val="en-IN"/>
+        </w:rPr>
+        <w:t xml:space="preserve">lmost everything </w:t>
+      </w:r>
+      <w:r>
+        <w:rPr>
+          <w:lang w:val="en-IN"/>
+        </w:rPr>
+        <w:t>has been thought of</w:t>
+      </w:r>
+      <w:r>
+        <w:rPr>
+          <w:lang w:val="en-IN"/>
+        </w:rPr>
+        <w:t xml:space="preserve"> so </w:t>
+      </w:r>
+      <w:r>
+        <w:rPr>
+          <w:lang w:val="en-IN"/>
+        </w:rPr>
+        <w:t>meticulously</w:t>
+      </w:r>
+      <w:r>
+        <w:rPr>
+          <w:lang w:val="en-IN"/>
+        </w:rPr>
+        <w:t xml:space="preserve"> which is </w:t>
+      </w:r>
+      <w:r>
+        <w:rPr>
+          <w:lang w:val="en-IN"/>
+        </w:rPr>
+        <w:t>a</w:t>
+      </w:r>
+      <w:r>
+        <w:rPr>
+          <w:lang w:val="en-IN"/>
+        </w:rPr>
+        <w:t xml:space="preserve"> practical</w:t>
+      </w:r>
+      <w:r>
+        <w:rPr>
+          <w:lang w:val="en-IN"/>
+        </w:rPr>
+        <w:t xml:space="preserve"> application of behavioural science. From promoting good health for citizens (the </w:t>
+      </w:r>
+      <w:r>
+        <w:rPr>
+          <w:lang w:val="en-IN"/>
+        </w:rPr>
+        <w:t>READSG</w:t>
+      </w:r>
+      <w:r>
+        <w:rPr>
+          <w:lang w:val="en-IN"/>
+        </w:rPr>
+        <w:t xml:space="preserve"> campaign) to designing intergenerational housing (Kampung research Program), it proves itself worthy to why it is one of the best, if not the best cities to live in.</w:t>
+      </w:r>
+    </w:p>
+    <w:p>
+      <w:pPr>
+        <w:rPr>
+          <w:lang w:val="en-IN"/>
+        </w:rPr>
+      </w:pPr>
+      <w:r>
+        <w:rPr>
+          <w:lang w:val="en-IN"/>
+        </w:rPr>
+        <w:t xml:space="preserve">Moving on to my background, </w:t>
+      </w:r>
+      <w:r>
+        <w:rPr>
+          <w:lang w:val="en-IN"/>
+        </w:rPr>
         <w:t>I</w:t>
       </w:r>
       <w:r>
         <w:rPr>
           <w:lang w:val="en-IN"/>
         </w:rPr>
-        <w:t> came into economics from a non-mat</w:t>
-      </w:r>
-      <w:r>
-        <w:rPr>
-          <w:lang w:val="en-IN"/>
-        </w:rPr>
-        <w:t xml:space="preserve">h </w:t>
-      </w:r>
-      <w:r>
-        <w:rPr>
-          <w:lang w:val="en-IN"/>
-        </w:rPr>
-        <w:t xml:space="preserve">background, which meant I had to build the quantitative side from scratch. Somewhere between real analysis and stochastic processes, I stopped finding that intimidating and started finding it genuinely fun. My coursework at Madras School of Economics covered </w:t>
-      </w:r>
-      <w:r>
-        <w:rPr>
-          <w:lang w:val="en-IN"/>
-        </w:rPr>
-        <w:t>a wide range like</w:t>
-      </w:r>
-      <w:r>
-        <w:rPr>
-          <w:lang w:val="en-IN"/>
-        </w:rPr>
-        <w:t xml:space="preserve"> differential equations, time series, game theory, applied econometrics and I ended up TA-ing Mathematical Methods for Economics II and Python Programming, which I think says more about stubbornness than talent.</w:t>
-      </w:r>
-      <w:r>
-        <w:rPr>
-          <w:lang w:val="en-IN"/>
-        </w:rPr>
-        <w:t xml:space="preserve"> I am just starting out at NUS and I’m really looking forward to explore more behavioural science topics.</w:t>
-      </w:r>
-    </w:p>
-    <w:p>
-      <w:r>
+        <w:t xml:space="preserve"> came into economics </w:t>
+      </w:r>
+      <w:r>
+        <w:rPr>
+          <w:lang w:val="en-IN"/>
+        </w:rPr>
+        <w:t xml:space="preserve">without knowing any math, genuinely. </w:t>
+      </w:r>
+      <w:r>
+        <w:rPr>
+          <w:lang w:val="en-IN"/>
+        </w:rPr>
+        <w:t xml:space="preserve">I used to think a function f(x) was f multiplied by x but my </w:t>
+      </w:r>
+      <w:r>
+        <w:rPr>
+          <w:lang w:val="en-IN"/>
+        </w:rPr>
+        <w:t>challenging</w:t>
+      </w:r>
+      <w:r>
+        <w:rPr>
+          <w:lang w:val="en-IN"/>
+        </w:rPr>
+        <w:t xml:space="preserve">, </w:t>
+      </w:r>
+      <w:r>
+        <w:rPr>
+          <w:lang w:val="en-IN"/>
+        </w:rPr>
+        <w:t>but cherished time at</w:t>
+      </w:r>
+      <w:r>
+        <w:rPr>
+          <w:lang w:val="en-IN"/>
+        </w:rPr>
+        <w:t xml:space="preserve"> </w:t>
+      </w:r>
+      <w:r>
+        <w:rPr>
+          <w:lang w:val="en-IN"/>
+        </w:rPr>
+        <w:t xml:space="preserve">Madras School of Economics </w:t>
+      </w:r>
+      <w:r>
+        <w:rPr>
+          <w:lang w:val="en-IN"/>
+        </w:rPr>
+        <w:t>equipped me with</w:t>
+      </w:r>
+      <w:r>
+        <w:rPr>
+          <w:lang w:val="en-IN"/>
+        </w:rPr>
+        <w:t xml:space="preserve"> the confidence and mental capacity to handle a</w:t>
+      </w:r>
+      <w:r>
+        <w:rPr>
+          <w:lang w:val="en-IN"/>
+        </w:rPr>
+        <w:t xml:space="preserve"> wide range </w:t>
+      </w:r>
+      <w:r>
+        <w:rPr>
+          <w:lang w:val="en-IN"/>
+        </w:rPr>
+        <w:t>of topics such as</w:t>
+      </w:r>
+      <w:r>
+        <w:rPr>
+          <w:lang w:val="en-IN"/>
+        </w:rPr>
+        <w:t xml:space="preserve"> </w:t>
+      </w:r>
+      <w:r>
+        <w:rPr>
+          <w:lang w:val="en-IN"/>
+        </w:rPr>
+        <w:t>Differential Equations</w:t>
+      </w:r>
+      <w:r>
+        <w:rPr>
+          <w:lang w:val="en-IN"/>
+        </w:rPr>
+        <w:t xml:space="preserve">, </w:t>
+      </w:r>
+      <w:r>
+        <w:rPr>
+          <w:lang w:val="en-IN"/>
+        </w:rPr>
+        <w:t>T</w:t>
+      </w:r>
+      <w:r>
+        <w:rPr>
+          <w:lang w:val="en-IN"/>
+        </w:rPr>
+        <w:t>ime series</w:t>
+      </w:r>
+      <w:r>
+        <w:rPr>
+          <w:lang w:val="en-IN"/>
+        </w:rPr>
+        <w:t xml:space="preserve"> methods</w:t>
+      </w:r>
+      <w:r>
+        <w:rPr>
+          <w:lang w:val="en-IN"/>
+        </w:rPr>
+        <w:t xml:space="preserve">, </w:t>
+      </w:r>
+      <w:r>
+        <w:rPr>
+          <w:lang w:val="en-IN"/>
+        </w:rPr>
+        <w:t>Real analysis</w:t>
+      </w:r>
+      <w:r>
+        <w:rPr>
+          <w:lang w:val="en-IN"/>
+        </w:rPr>
+        <w:t>,</w:t>
+      </w:r>
+      <w:r>
+        <w:rPr>
+          <w:lang w:val="en-IN"/>
+        </w:rPr>
+        <w:t xml:space="preserve"> Stoc Proc,</w:t>
+      </w:r>
+      <w:r>
+        <w:rPr>
+          <w:lang w:val="en-IN"/>
+        </w:rPr>
+        <w:t xml:space="preserve"> </w:t>
+      </w:r>
+      <w:r>
+        <w:rPr>
+          <w:lang w:val="en-IN"/>
+        </w:rPr>
+        <w:t>Applied Econometrics</w:t>
+      </w:r>
+      <w:r>
+        <w:rPr>
+          <w:lang w:val="en-IN"/>
+        </w:rPr>
+        <w:t xml:space="preserve">. </w:t>
+      </w:r>
+      <w:r>
+        <w:rPr>
+          <w:lang w:val="en-IN"/>
+        </w:rPr>
+        <w:t>On top of that</w:t>
+      </w:r>
+      <w:r>
+        <w:rPr>
+          <w:lang w:val="en-IN"/>
+        </w:rPr>
+        <w:t xml:space="preserve">, I was </w:t>
+      </w:r>
+      <w:r>
+        <w:rPr>
+          <w:lang w:val="en-IN"/>
+        </w:rPr>
+        <w:t xml:space="preserve">even </w:t>
+      </w:r>
+      <w:r>
+        <w:rPr>
+          <w:lang w:val="en-IN"/>
+        </w:rPr>
+        <w:t xml:space="preserve">chosen to be the </w:t>
+      </w:r>
+      <w:r>
+        <w:rPr>
+          <w:lang w:val="en-IN"/>
+        </w:rPr>
+        <w:t>TA</w:t>
+      </w:r>
+      <w:r>
+        <w:rPr>
+          <w:lang w:val="en-IN"/>
+        </w:rPr>
+        <w:t xml:space="preserve"> for </w:t>
+      </w:r>
+      <w:r>
+        <w:rPr>
+          <w:lang w:val="en-IN"/>
+        </w:rPr>
+        <w:t>Mathematical Methods for</w:t>
+      </w:r>
+      <w:r>
+        <w:rPr>
+          <w:lang w:val="en-IN"/>
+        </w:rPr>
+        <w:t xml:space="preserve"> </w:t>
+      </w:r>
+      <w:r>
+        <w:rPr>
+          <w:lang w:val="en-IN"/>
+        </w:rPr>
+        <w:t>Economics II and Python Programming</w:t>
+      </w:r>
+      <w:r>
+        <w:rPr>
+          <w:lang w:val="en-IN"/>
+        </w:rPr>
+        <w:t xml:space="preserve">.  </w:t>
+      </w:r>
+      <w:r>
+        <w:rPr>
+          <w:lang w:val="en-IN"/>
+        </w:rPr>
+        <w:t>It</w:t>
+      </w:r>
+      <w:r>
+        <w:rPr>
+          <w:lang w:val="en-IN"/>
+        </w:rPr>
+        <w:t xml:space="preserve"> wasn’t easy at all but pushing through </w:t>
+      </w:r>
+      <w:r>
+        <w:rPr>
+          <w:lang w:val="en-IN"/>
+        </w:rPr>
+        <w:t>made</w:t>
+      </w:r>
+      <w:r>
+        <w:rPr>
+          <w:lang w:val="en-IN"/>
+        </w:rPr>
+        <w:t xml:space="preserve"> me more confident in my self-efficacy and I think I’ve built the grit needed to survive a rigorous environment.</w:t>
+      </w:r>
+      <w:r>
+        <w:rPr>
+          <w:lang w:val="en-IN"/>
+        </w:rPr>
+        <w:t xml:space="preserve"> </w:t>
+      </w:r>
+      <w:r>
+        <w:rPr>
+          <w:lang w:val="en-IN"/>
+        </w:rPr>
+        <w:t>Currently, I’m</w:t>
+      </w:r>
+      <w:r>
+        <w:rPr>
+          <w:lang w:val="en-IN"/>
+        </w:rPr>
+        <w:t xml:space="preserve"> starting out at NUS and I’m looking forward to </w:t>
+      </w:r>
+      <w:r>
+        <w:rPr>
+          <w:lang w:val="en-IN"/>
+        </w:rPr>
+        <w:t>exploring</w:t>
+      </w:r>
+      <w:r>
+        <w:rPr>
+          <w:lang w:val="en-IN"/>
+        </w:rPr>
+        <w:t xml:space="preserve"> </w:t>
+      </w:r>
+      <w:r>
+        <w:rPr>
+          <w:lang w:val="en-IN"/>
+        </w:rPr>
+        <w:t xml:space="preserve">more </w:t>
+      </w:r>
+      <w:r>
+        <w:rPr>
+          <w:lang w:val="en-IN"/>
+        </w:rPr>
+        <w:t>Behavioural econ/Decision science ideas</w:t>
+      </w:r>
+      <w:r>
+        <w:rPr>
+          <w:lang w:val="en-IN"/>
+        </w:rPr>
+        <w:t xml:space="preserve"> during my time here.</w:t>
+      </w:r>
+    </w:p>
+    <w:p>
+      <w:pPr>
+        <w:rPr>
+          <w:b/>
+          <w:bCs/>
+          <w:lang w:val="en-IN"/>
+        </w:rPr>
+      </w:pPr>
+      <w:r>
+        <w:rPr>
+          <w:lang w:val="en-IN"/>
+        </w:rPr>
+        <w:t xml:space="preserve">I created this site mainly to serve as a portfolio+blog where I write about </w:t>
+      </w:r>
+      <w:r>
+        <w:rPr>
+          <w:lang w:val="en-IN"/>
+        </w:rPr>
+        <w:t xml:space="preserve">things </w:t>
+      </w:r>
+      <w:r>
+        <w:rPr>
+          <w:lang w:val="en-IN"/>
+        </w:rPr>
+        <w:t>I find interest</w:t>
+      </w:r>
+      <w:r>
+        <w:rPr>
+          <w:lang w:val="en-IN"/>
+        </w:rPr>
+        <w:t xml:space="preserve">ing and I’ll be more </w:t>
+      </w:r>
+      <w:r>
+        <w:rPr>
+          <w:lang w:val="en-IN"/>
+        </w:rPr>
+        <w:t>conversational and semi formal.</w:t>
+      </w:r>
+      <w:r>
+        <w:rPr>
+          <w:lang w:val="en-IN"/>
+        </w:rPr>
+        <w:t xml:space="preserve"> </w:t>
+      </w:r>
+      <w:r>
+        <w:rPr>
+          <w:b/>
+          <w:bCs/>
+        </w:rPr>
         <w:t xml:space="preserve">I'm looking to work in fintech analytics, </w:t>
       </w:r>
       <w:r>
+        <w:rPr>
+          <w:b/>
+          <w:bCs/>
+        </w:rPr>
         <w:t>investment</w:t>
       </w:r>
       <w:r>
-        <w:t xml:space="preserve"> research, or </w:t>
-      </w:r>
-      <w:r>
-        <w:t>behaviour</w:t>
-      </w:r>
-      <w:r>
-        <w:t xml:space="preserve">-based policy. If the role involves </w:t>
-      </w:r>
-      <w:r>
-        <w:t>inferring</w:t>
-      </w:r>
-      <w:r>
+        <w:rPr>
+          <w:b/>
+          <w:bCs/>
+        </w:rPr>
+        <w:t xml:space="preserve"> research, or behaviour-based policy. If the role involves infer</w:t>
+      </w:r>
+      <w:r>
+        <w:rPr>
+          <w:b/>
+          <w:bCs/>
+        </w:rPr>
+        <w:t xml:space="preserve">ence to make </w:t>
+      </w:r>
+      <w:r>
+        <w:rPr>
+          <w:b/>
+          <w:bCs/>
+        </w:rPr>
+        <w:t>sharper</w:t>
+      </w:r>
+      <w:r>
+        <w:rPr>
+          <w:b/>
+          <w:bCs/>
+        </w:rPr>
+        <w:t>, better</w:t>
+      </w:r>
+      <w:r>
+        <w:rPr>
+          <w:b/>
+          <w:bCs/>
+        </w:rPr>
         <w:t xml:space="preserve"> </w:t>
       </w:r>
       <w:r>
-        <w:t xml:space="preserve">and making sharper </w:t>
-      </w:r>
-      <w:r>
+        <w:rPr>
+          <w:b/>
+          <w:bCs/>
+        </w:rPr>
         <w:t>decisions</w:t>
       </w:r>
       <w:r>
-        <w:t xml:space="preserve">, </w:t>
-      </w:r>
-      <w:r>
-        <w:t>count me in.</w:t>
+        <w:rPr>
+          <w:b/>
+          <w:bCs/>
+        </w:rPr>
+        <w:t>, count me in.</w:t>
       </w:r>
     </w:p>
     <w:p/>
@@ -241,7 +844,19 @@
         <w:rPr>
           <w:lang w:val="en-IN"/>
         </w:rPr>
-        <w:t xml:space="preserve">hrough my social links! Looking forward to hear from you :) </w:t>
+        <w:t xml:space="preserve">hrough my social links! Looking forward to </w:t>
+      </w:r>
+      <w:r>
+        <w:rPr>
+          <w:lang w:val="en-IN"/>
+        </w:rPr>
+        <w:t>hearing</w:t>
+      </w:r>
+      <w:r>
+        <w:rPr>
+          <w:lang w:val="en-IN"/>
+        </w:rPr>
+        <w:t xml:space="preserve"> from you :) </w:t>
       </w:r>
     </w:p>
     <w:p>
@@ -250,12 +865,6 @@
           <w:lang w:val="en-IN"/>
         </w:rPr>
       </w:pPr>
-      <w:r>
-        <w:rPr>
-          <w:lang w:val="en-IN"/>
-        </w:rPr>
-        <w:t>I created this site mainly to serve as a portfolio+blog where I write about stuff I find interested just to build a consistent habit. It is going to be more conversational and semi formal.</w:t>
-      </w:r>
     </w:p>
     <w:p>
       <w:pPr>
@@ -263,6 +872,13 @@
           <w:lang w:val="en-IN"/>
         </w:rPr>
       </w:pPr>
+      <w:r>
+        <w:rPr>
+          <w:lang w:val="en-IN"/>
+        </w:rPr>
+        <w:lastRenderedPageBreak/>
+        <w:t>Portfolio</w:t>
+      </w:r>
     </w:p>
     <w:p>
       <w:pPr>
@@ -274,7 +890,13 @@
         <w:rPr>
           <w:lang w:val="en-IN"/>
         </w:rPr>
-        <w:t>Portfolio</w:t>
+        <w:t>Event study in nifty 100 markets</w:t>
+      </w:r>
+      <w:r>
+        <w:rPr>
+          <w:lang w:val="en-IN"/>
+        </w:rPr>
+        <w:t>-</w:t>
       </w:r>
     </w:p>
     <w:p>
@@ -287,13 +909,7 @@
         <w:rPr>
           <w:lang w:val="en-IN"/>
         </w:rPr>
-        <w:t>Event study in nifty 100 markets</w:t>
-      </w:r>
-      <w:r>
-        <w:rPr>
-          <w:lang w:val="en-IN"/>
-        </w:rPr>
-        <w:t>-</w:t>
+        <w:t>Critique of DRL in oligopoly</w:t>
       </w:r>
     </w:p>
     <w:p>
@@ -306,7 +922,7 @@
         <w:rPr>
           <w:lang w:val="en-IN"/>
         </w:rPr>
-        <w:t>Critique of DRL in oligopoly</w:t>
+        <w:t>Milo Finance dashboard</w:t>
       </w:r>
     </w:p>
     <w:p>
@@ -319,7 +935,7 @@
         <w:rPr>
           <w:lang w:val="en-IN"/>
         </w:rPr>
-        <w:t>Milo Finance dashboard</w:t>
+        <w:t>Public econ project</w:t>
       </w:r>
     </w:p>
     <w:p>
@@ -332,7 +948,7 @@
         <w:rPr>
           <w:lang w:val="en-IN"/>
         </w:rPr>
-        <w:t>Public econ project</w:t>
+        <w:t>Stoch project</w:t>
       </w:r>
     </w:p>
     <w:p>
@@ -341,12 +957,6 @@
           <w:lang w:val="en-IN"/>
         </w:rPr>
       </w:pPr>
-      <w:r>
-        <w:rPr>
-          <w:lang w:val="en-IN"/>
-        </w:rPr>
-        <w:t>Stoch project</w:t>
-      </w:r>
     </w:p>
     <w:p>
       <w:pPr>
@@ -354,6 +964,12 @@
           <w:lang w:val="en-IN"/>
         </w:rPr>
       </w:pPr>
+      <w:r>
+        <w:rPr>
+          <w:lang w:val="en-IN"/>
+        </w:rPr>
+        <w:t>Blog</w:t>
+      </w:r>
     </w:p>
     <w:p>
       <w:pPr>
@@ -365,7 +981,7 @@
         <w:rPr>
           <w:lang w:val="en-IN"/>
         </w:rPr>
-        <w:t>Blog</w:t>
+        <w:t>Priming</w:t>
       </w:r>
     </w:p>
     <w:p>
@@ -374,13 +990,6 @@
           <w:lang w:val="en-IN"/>
         </w:rPr>
       </w:pPr>
-      <w:r>
-        <w:rPr>
-          <w:lang w:val="en-IN"/>
-        </w:rPr>
-        <w:lastRenderedPageBreak/>
-        <w:t>Priming</w:t>
-      </w:r>
     </w:p>
     <w:p>
       <w:pPr>
